--- a/10/tendencii-razvitiya/Вариант 06.docx
+++ b/10/tendencii-razvitiya/Вариант 06.docx
@@ -85,7 +85,27 @@
     </w:p>
     <w:p>
       <w:r>
+        <w:t>1.1. Учётные записи и права..................................3</w:t>
+      </w:r>
+    </w:p>
+    <w:p>
+      <w:r>
+        <w:t>1.2. Программы и сеть........................................3</w:t>
+      </w:r>
+    </w:p>
+    <w:p>
+      <w:r>
         <w:t>2. Работа на опережение......................................4</w:t>
+      </w:r>
+    </w:p>
+    <w:p>
+      <w:r>
+        <w:t>2.1. Резервное копирование...................................4</w:t>
+      </w:r>
+    </w:p>
+    <w:p>
+      <w:r>
+        <w:t>2.2. Наблюдение и защита.....................................4</w:t>
       </w:r>
     </w:p>
     <w:p>
@@ -132,7 +152,17 @@
     <w:p/>
     <w:p>
       <w:r>
+        <w:t>1.1. Учётные записи и права</w:t>
+      </w:r>
+    </w:p>
+    <w:p>
+      <w:r>
         <w:t>Первая задача — учётные  записи и права. Администратор решает, кто из работающих за компьютерами что может: где может сохранять файлы,  какие программы запускать, какие настройки менять. Ошибка здесь дороже прочих, потому что затрагивает сразу всех.</w:t>
+      </w:r>
+    </w:p>
+    <w:p>
+      <w:r>
+        <w:t>1.2. Программы и сеть</w:t>
       </w:r>
     </w:p>
     <w:p>
@@ -156,7 +186,17 @@
     <w:p/>
     <w:p>
       <w:r>
+        <w:t>2.1. Резервное копирование</w:t>
+      </w:r>
+    </w:p>
+    <w:p>
+      <w:r>
         <w:t>Резервное копирование  — главное  занятие администратора,  о котором вспоминают только после потери данных. Копия нужна не одна, и хранить её надо отдельно от исходных данных: диск,  на котором лежит и то и другое, ломается целиком.</w:t>
+      </w:r>
+    </w:p>
+    <w:p>
+      <w:r>
+        <w:t>2.2. Наблюдение и защита</w:t>
       </w:r>
     </w:p>
     <w:p>
